--- a/27-10-2025 - Day 6 - Java OOPS Concept.docx
+++ b/27-10-2025 - Day 6 - Java OOPS Concept.docx
@@ -2171,6 +2171,13 @@
         </w:rPr>
         <w:t xml:space="preserve">whichever class extends abstract class that class must be provide the body for all abstract method mandatory. </w:t>
       </w:r>
+      <w:r>
+        <w:rPr>
+          <w:sz w:val="28"/>
+          <w:szCs w:val="28"/>
+        </w:rPr>
+        <w:t xml:space="preserve">That class can ignore if that class itself is abstract class. </w:t>
+      </w:r>
     </w:p>
     <w:p>
       <w:pPr>
@@ -2190,6 +2197,26 @@
           <w:szCs w:val="28"/>
         </w:rPr>
         <w:t xml:space="preserve">Abstract class can contains normal as well as abstract method. It can contains one or many or zero abstract method. </w:t>
+      </w:r>
+    </w:p>
+    <w:p>
+      <w:pPr>
+        <w:pStyle w:val="ListParagraph"/>
+        <w:numPr>
+          <w:ilvl w:val="0"/>
+          <w:numId w:val="17"/>
+        </w:numPr>
+        <w:rPr>
+          <w:sz w:val="28"/>
+          <w:szCs w:val="28"/>
+        </w:rPr>
+      </w:pPr>
+      <w:r>
+        <w:rPr>
+          <w:sz w:val="28"/>
+          <w:szCs w:val="28"/>
+        </w:rPr>
+        <w:t xml:space="preserve">Abstract class we can’t create the object </w:t>
       </w:r>
     </w:p>
     <w:sectPr>
